--- a/_Studying(6th_sem)/Cryptography/Лабораторные работы/2+вопросы к защите.docx
+++ b/_Studying(6th_sem)/Cryptography/Лабораторные работы/2+вопросы к защите.docx
@@ -26,7 +26,9 @@
         <w:rPr>
           <w:rFonts w:ascii="Times New Roman" w:cs="Times New Roman" w:eastAsia="Times New Roman" w:hAnsi="Times New Roman"/>
           <w:b w:val="1"/>
+          <w:bCs w:val="1"/>
           <w:i w:val="0"/>
+          <w:iCs w:val="0"/>
           <w:smallCaps w:val="0"/>
           <w:strike w:val="0"/>
           <w:color w:val="000000"/>
@@ -43,7 +45,9 @@
         <w:rPr>
           <w:rFonts w:ascii="Times New Roman" w:cs="Times New Roman" w:eastAsia="Times New Roman" w:hAnsi="Times New Roman"/>
           <w:b w:val="1"/>
+          <w:bCs w:val="1"/>
           <w:i w:val="0"/>
+          <w:iCs w:val="0"/>
           <w:smallCaps w:val="0"/>
           <w:strike w:val="0"/>
           <w:color w:val="000000"/>
@@ -71,6 +75,7 @@
         <w:rPr>
           <w:rFonts w:ascii="Times New Roman" w:cs="Times New Roman" w:eastAsia="Times New Roman" w:hAnsi="Times New Roman"/>
           <w:b w:val="1"/>
+          <w:bCs w:val="1"/>
           <w:sz w:val="28"/>
           <w:szCs w:val="28"/>
           <w:rtl w:val="0"/>
@@ -94,6 +99,7 @@
         <w:rPr>
           <w:rFonts w:ascii="Times New Roman" w:cs="Times New Roman" w:eastAsia="Times New Roman" w:hAnsi="Times New Roman"/>
           <w:b w:val="1"/>
+          <w:bCs w:val="1"/>
           <w:sz w:val="28"/>
           <w:szCs w:val="28"/>
         </w:rPr>
@@ -102,6 +108,7 @@
         <w:rPr>
           <w:rFonts w:ascii="Times New Roman" w:cs="Times New Roman" w:eastAsia="Times New Roman" w:hAnsi="Times New Roman"/>
           <w:b w:val="1"/>
+          <w:bCs w:val="1"/>
           <w:sz w:val="28"/>
           <w:szCs w:val="28"/>
           <w:rtl w:val="0"/>
@@ -222,6 +229,7 @@
         <w:rPr>
           <w:rFonts w:ascii="Times New Roman" w:cs="Times New Roman" w:eastAsia="Times New Roman" w:hAnsi="Times New Roman"/>
           <w:b w:val="1"/>
+          <w:bCs w:val="1"/>
           <w:color w:val="000000"/>
           <w:sz w:val="28"/>
           <w:szCs w:val="28"/>
@@ -231,6 +239,7 @@
         <w:rPr>
           <w:rFonts w:ascii="Times New Roman" w:cs="Times New Roman" w:eastAsia="Times New Roman" w:hAnsi="Times New Roman"/>
           <w:b w:val="1"/>
+          <w:bCs w:val="1"/>
           <w:color w:val="000000"/>
           <w:sz w:val="28"/>
           <w:szCs w:val="28"/>
@@ -263,7 +272,9 @@
         <w:rPr>
           <w:rFonts w:ascii="Times New Roman" w:cs="Times New Roman" w:eastAsia="Times New Roman" w:hAnsi="Times New Roman"/>
           <w:b w:val="0"/>
+          <w:bCs w:val="0"/>
           <w:i w:val="0"/>
+          <w:iCs w:val="0"/>
           <w:smallCaps w:val="0"/>
           <w:strike w:val="0"/>
           <w:color w:val="000000"/>
@@ -278,7 +289,9 @@
         <w:rPr>
           <w:rFonts w:ascii="Times New Roman" w:cs="Times New Roman" w:eastAsia="Times New Roman" w:hAnsi="Times New Roman"/>
           <w:b w:val="0"/>
+          <w:bCs w:val="0"/>
           <w:i w:val="0"/>
+          <w:iCs w:val="0"/>
           <w:smallCaps w:val="0"/>
           <w:strike w:val="0"/>
           <w:color w:val="000000"/>
@@ -308,12 +321,12 @@
           <wp:inline distB="0" distT="0" distL="0" distR="0">
             <wp:extent cx="5760085" cy="2560955"/>
             <wp:effectExtent b="0" l="0" r="0" t="0"/>
-            <wp:docPr id="58" name="image6.png"/>
+            <wp:docPr id="69" name="image10.png"/>
             <a:graphic>
               <a:graphicData uri="http://schemas.openxmlformats.org/drawingml/2006/picture">
                 <pic:pic>
                   <pic:nvPicPr>
-                    <pic:cNvPr id="0" name="image6.png"/>
+                    <pic:cNvPr id="0" name="image10.png"/>
                     <pic:cNvPicPr preferRelativeResize="0"/>
                   </pic:nvPicPr>
                   <pic:blipFill>
@@ -388,7 +401,9 @@
         <w:rPr>
           <w:rFonts w:ascii="Times New Roman" w:cs="Times New Roman" w:eastAsia="Times New Roman" w:hAnsi="Times New Roman"/>
           <w:b w:val="0"/>
+          <w:bCs w:val="0"/>
           <w:i w:val="0"/>
+          <w:iCs w:val="0"/>
           <w:smallCaps w:val="0"/>
           <w:strike w:val="0"/>
           <w:color w:val="000000"/>
@@ -405,7 +420,9 @@
         <w:rPr>
           <w:rFonts w:ascii="Times New Roman" w:cs="Times New Roman" w:eastAsia="Times New Roman" w:hAnsi="Times New Roman"/>
           <w:b w:val="0"/>
+          <w:bCs w:val="0"/>
           <w:i w:val="0"/>
+          <w:iCs w:val="0"/>
           <w:smallCaps w:val="0"/>
           <w:strike w:val="0"/>
           <w:color w:val="000000"/>
@@ -434,12 +451,12 @@
           <wp:inline distB="0" distT="0" distL="0" distR="0">
             <wp:extent cx="5760085" cy="1859411"/>
             <wp:effectExtent b="0" l="0" r="0" t="0"/>
-            <wp:docPr id="60" name="image10.png"/>
+            <wp:docPr id="71" name="image7.png"/>
             <a:graphic>
               <a:graphicData uri="http://schemas.openxmlformats.org/drawingml/2006/picture">
                 <pic:pic>
                   <pic:nvPicPr>
-                    <pic:cNvPr id="0" name="image10.png"/>
+                    <pic:cNvPr id="0" name="image7.png"/>
                     <pic:cNvPicPr preferRelativeResize="0"/>
                   </pic:nvPicPr>
                   <pic:blipFill>
@@ -514,7 +531,9 @@
         <w:rPr>
           <w:rFonts w:ascii="Times New Roman" w:cs="Times New Roman" w:eastAsia="Times New Roman" w:hAnsi="Times New Roman"/>
           <w:b w:val="0"/>
+          <w:bCs w:val="0"/>
           <w:i w:val="0"/>
+          <w:iCs w:val="0"/>
           <w:smallCaps w:val="0"/>
           <w:strike w:val="0"/>
           <w:color w:val="000000"/>
@@ -529,7 +548,9 @@
         <w:rPr>
           <w:rFonts w:ascii="Times New Roman" w:cs="Times New Roman" w:eastAsia="Times New Roman" w:hAnsi="Times New Roman"/>
           <w:b w:val="0"/>
+          <w:bCs w:val="0"/>
           <w:i w:val="0"/>
+          <w:iCs w:val="0"/>
           <w:smallCaps w:val="0"/>
           <w:strike w:val="0"/>
           <w:color w:val="000000"/>
@@ -559,12 +580,12 @@
           <wp:inline distB="0" distT="0" distL="0" distR="0">
             <wp:extent cx="5760085" cy="2266950"/>
             <wp:effectExtent b="0" l="0" r="0" t="0"/>
-            <wp:docPr id="59" name="image7.png"/>
+            <wp:docPr id="70" name="image4.png"/>
             <a:graphic>
               <a:graphicData uri="http://schemas.openxmlformats.org/drawingml/2006/picture">
                 <pic:pic>
                   <pic:nvPicPr>
-                    <pic:cNvPr id="0" name="image7.png"/>
+                    <pic:cNvPr id="0" name="image4.png"/>
                     <pic:cNvPicPr preferRelativeResize="0"/>
                   </pic:nvPicPr>
                   <pic:blipFill>
@@ -639,7 +660,9 @@
         <w:rPr>
           <w:rFonts w:ascii="Times New Roman" w:cs="Times New Roman" w:eastAsia="Times New Roman" w:hAnsi="Times New Roman"/>
           <w:b w:val="0"/>
+          <w:bCs w:val="0"/>
           <w:i w:val="0"/>
+          <w:iCs w:val="0"/>
           <w:smallCaps w:val="0"/>
           <w:strike w:val="0"/>
           <w:color w:val="000000"/>
@@ -654,7 +677,9 @@
         <w:rPr>
           <w:rFonts w:ascii="Times New Roman" w:cs="Times New Roman" w:eastAsia="Times New Roman" w:hAnsi="Times New Roman"/>
           <w:b w:val="0"/>
+          <w:bCs w:val="0"/>
           <w:i w:val="0"/>
+          <w:iCs w:val="0"/>
           <w:smallCaps w:val="0"/>
           <w:strike w:val="0"/>
           <w:color w:val="000000"/>
@@ -684,12 +709,12 @@
           <wp:inline distB="0" distT="0" distL="0" distR="0">
             <wp:extent cx="5760085" cy="1790065"/>
             <wp:effectExtent b="0" l="0" r="0" t="0"/>
-            <wp:docPr id="62" name="image4.png"/>
+            <wp:docPr id="73" name="image2.png"/>
             <a:graphic>
               <a:graphicData uri="http://schemas.openxmlformats.org/drawingml/2006/picture">
                 <pic:pic>
                   <pic:nvPicPr>
-                    <pic:cNvPr id="0" name="image4.png"/>
+                    <pic:cNvPr id="0" name="image2.png"/>
                     <pic:cNvPicPr preferRelativeResize="0"/>
                   </pic:nvPicPr>
                   <pic:blipFill>
@@ -797,7 +822,9 @@
         <w:rPr>
           <w:rFonts w:ascii="Times New Roman" w:cs="Times New Roman" w:eastAsia="Times New Roman" w:hAnsi="Times New Roman"/>
           <w:b w:val="0"/>
+          <w:bCs w:val="0"/>
           <w:i w:val="0"/>
+          <w:iCs w:val="0"/>
           <w:smallCaps w:val="0"/>
           <w:strike w:val="0"/>
           <w:color w:val="000000"/>
@@ -812,7 +839,9 @@
         <w:rPr>
           <w:rFonts w:ascii="Times New Roman" w:cs="Times New Roman" w:eastAsia="Times New Roman" w:hAnsi="Times New Roman"/>
           <w:b w:val="0"/>
+          <w:bCs w:val="0"/>
           <w:i w:val="0"/>
+          <w:iCs w:val="0"/>
           <w:smallCaps w:val="0"/>
           <w:strike w:val="0"/>
           <w:color w:val="000000"/>
@@ -846,7 +875,9 @@
         <w:rPr>
           <w:rFonts w:ascii="Times New Roman" w:cs="Times New Roman" w:eastAsia="Times New Roman" w:hAnsi="Times New Roman"/>
           <w:b w:val="0"/>
+          <w:bCs w:val="0"/>
           <w:i w:val="0"/>
+          <w:iCs w:val="0"/>
           <w:smallCaps w:val="0"/>
           <w:strike w:val="0"/>
           <w:color w:val="000000"/>
@@ -861,7 +892,9 @@
         <w:rPr>
           <w:rFonts w:ascii="Times New Roman" w:cs="Times New Roman" w:eastAsia="Times New Roman" w:hAnsi="Times New Roman"/>
           <w:b w:val="0"/>
+          <w:bCs w:val="0"/>
           <w:i w:val="0"/>
+          <w:iCs w:val="0"/>
           <w:smallCaps w:val="0"/>
           <w:strike w:val="0"/>
           <w:color w:val="000000"/>
@@ -875,12 +908,12 @@
           <wp:inline distB="0" distT="0" distL="0" distR="0">
             <wp:extent cx="1612793" cy="2093426"/>
             <wp:effectExtent b="0" l="0" r="0" t="0"/>
-            <wp:docPr id="61" name="image11.png"/>
+            <wp:docPr id="72" name="image9.png"/>
             <a:graphic>
               <a:graphicData uri="http://schemas.openxmlformats.org/drawingml/2006/picture">
                 <pic:pic>
                   <pic:nvPicPr>
-                    <pic:cNvPr id="0" name="image11.png"/>
+                    <pic:cNvPr id="0" name="image9.png"/>
                     <pic:cNvPicPr preferRelativeResize="0"/>
                   </pic:nvPicPr>
                   <pic:blipFill>
@@ -934,7 +967,9 @@
         <w:rPr>
           <w:rFonts w:ascii="Times New Roman" w:cs="Times New Roman" w:eastAsia="Times New Roman" w:hAnsi="Times New Roman"/>
           <w:b w:val="0"/>
+          <w:bCs w:val="0"/>
           <w:i w:val="0"/>
+          <w:iCs w:val="0"/>
           <w:smallCaps w:val="0"/>
           <w:strike w:val="0"/>
           <w:color w:val="000000"/>
@@ -949,7 +984,9 @@
         <w:rPr>
           <w:rFonts w:ascii="Times New Roman" w:cs="Times New Roman" w:eastAsia="Times New Roman" w:hAnsi="Times New Roman"/>
           <w:b w:val="0"/>
+          <w:bCs w:val="0"/>
           <w:i w:val="0"/>
+          <w:iCs w:val="0"/>
           <w:smallCaps w:val="0"/>
           <w:strike w:val="0"/>
           <w:color w:val="000000"/>
@@ -987,7 +1024,9 @@
         <w:rPr>
           <w:rFonts w:ascii="Times New Roman" w:cs="Times New Roman" w:eastAsia="Times New Roman" w:hAnsi="Times New Roman"/>
           <w:b w:val="0"/>
+          <w:bCs w:val="0"/>
           <w:i w:val="0"/>
+          <w:iCs w:val="0"/>
           <w:smallCaps w:val="0"/>
           <w:strike w:val="0"/>
           <w:color w:val="000000"/>
@@ -1002,7 +1041,9 @@
         <w:rPr>
           <w:rFonts w:ascii="Times New Roman" w:cs="Times New Roman" w:eastAsia="Times New Roman" w:hAnsi="Times New Roman"/>
           <w:b w:val="0"/>
+          <w:bCs w:val="0"/>
           <w:i w:val="0"/>
+          <w:iCs w:val="0"/>
           <w:smallCaps w:val="0"/>
           <w:strike w:val="0"/>
           <w:color w:val="000000"/>
@@ -1036,7 +1077,9 @@
         <w:rPr>
           <w:rFonts w:ascii="Times New Roman" w:cs="Times New Roman" w:eastAsia="Times New Roman" w:hAnsi="Times New Roman"/>
           <w:b w:val="0"/>
+          <w:bCs w:val="0"/>
           <w:i w:val="0"/>
+          <w:iCs w:val="0"/>
           <w:smallCaps w:val="0"/>
           <w:strike w:val="0"/>
           <w:color w:val="000000"/>
@@ -1051,7 +1094,9 @@
         <w:rPr>
           <w:rFonts w:ascii="Times New Roman" w:cs="Times New Roman" w:eastAsia="Times New Roman" w:hAnsi="Times New Roman"/>
           <w:b w:val="0"/>
+          <w:bCs w:val="0"/>
           <w:i w:val="0"/>
+          <w:iCs w:val="0"/>
           <w:smallCaps w:val="0"/>
           <w:strike w:val="0"/>
           <w:color w:val="000000"/>
@@ -1065,7 +1110,7 @@
           <wp:inline distB="0" distT="0" distL="0" distR="0">
             <wp:extent cx="5760085" cy="1339215"/>
             <wp:effectExtent b="0" l="0" r="0" t="0"/>
-            <wp:docPr id="64" name="image8.png"/>
+            <wp:docPr id="75" name="image8.png"/>
             <a:graphic>
               <a:graphicData uri="http://schemas.openxmlformats.org/drawingml/2006/picture">
                 <pic:pic>
@@ -1124,7 +1169,9 @@
         <w:rPr>
           <w:rFonts w:ascii="Times New Roman" w:cs="Times New Roman" w:eastAsia="Times New Roman" w:hAnsi="Times New Roman"/>
           <w:b w:val="0"/>
+          <w:bCs w:val="0"/>
           <w:i w:val="0"/>
+          <w:iCs w:val="0"/>
           <w:smallCaps w:val="0"/>
           <w:strike w:val="0"/>
           <w:color w:val="000000"/>
@@ -1139,7 +1186,9 @@
         <w:rPr>
           <w:rFonts w:ascii="Times New Roman" w:cs="Times New Roman" w:eastAsia="Times New Roman" w:hAnsi="Times New Roman"/>
           <w:b w:val="0"/>
+          <w:bCs w:val="0"/>
           <w:i w:val="0"/>
+          <w:iCs w:val="0"/>
           <w:smallCaps w:val="0"/>
           <w:strike w:val="0"/>
           <w:color w:val="000000"/>
@@ -1175,12 +1224,12 @@
           <wp:inline distB="0" distT="0" distL="0" distR="0">
             <wp:extent cx="2667705" cy="1529864"/>
             <wp:effectExtent b="0" l="0" r="0" t="0"/>
-            <wp:docPr id="63" name="image9.png"/>
+            <wp:docPr id="74" name="image5.png"/>
             <a:graphic>
               <a:graphicData uri="http://schemas.openxmlformats.org/drawingml/2006/picture">
                 <pic:pic>
                   <pic:nvPicPr>
-                    <pic:cNvPr id="0" name="image9.png"/>
+                    <pic:cNvPr id="0" name="image5.png"/>
                     <pic:cNvPicPr preferRelativeResize="0"/>
                   </pic:nvPicPr>
                   <pic:blipFill>
@@ -1262,7 +1311,9 @@
         <w:rPr>
           <w:rFonts w:ascii="Times New Roman" w:cs="Times New Roman" w:eastAsia="Times New Roman" w:hAnsi="Times New Roman"/>
           <w:b w:val="0"/>
+          <w:bCs w:val="0"/>
           <w:i w:val="0"/>
+          <w:iCs w:val="0"/>
           <w:smallCaps w:val="0"/>
           <w:strike w:val="0"/>
           <w:color w:val="000000"/>
@@ -1277,7 +1328,9 @@
         <w:rPr>
           <w:rFonts w:ascii="Times New Roman" w:cs="Times New Roman" w:eastAsia="Times New Roman" w:hAnsi="Times New Roman"/>
           <w:b w:val="0"/>
+          <w:bCs w:val="0"/>
           <w:i w:val="0"/>
+          <w:iCs w:val="0"/>
           <w:smallCaps w:val="0"/>
           <w:strike w:val="0"/>
           <w:color w:val="000000"/>
@@ -1315,7 +1368,9 @@
         <w:rPr>
           <w:rFonts w:ascii="Times New Roman" w:cs="Times New Roman" w:eastAsia="Times New Roman" w:hAnsi="Times New Roman"/>
           <w:b w:val="0"/>
+          <w:bCs w:val="0"/>
           <w:i w:val="0"/>
+          <w:iCs w:val="0"/>
           <w:smallCaps w:val="0"/>
           <w:strike w:val="0"/>
           <w:color w:val="000000"/>
@@ -1330,7 +1385,9 @@
         <w:rPr>
           <w:rFonts w:ascii="Times New Roman" w:cs="Times New Roman" w:eastAsia="Times New Roman" w:hAnsi="Times New Roman"/>
           <w:b w:val="0"/>
+          <w:bCs w:val="0"/>
           <w:i w:val="0"/>
+          <w:iCs w:val="0"/>
           <w:smallCaps w:val="0"/>
           <w:strike w:val="0"/>
           <w:color w:val="000000"/>
@@ -1368,7 +1425,9 @@
         <w:rPr>
           <w:rFonts w:ascii="Times New Roman" w:cs="Times New Roman" w:eastAsia="Times New Roman" w:hAnsi="Times New Roman"/>
           <w:b w:val="0"/>
+          <w:bCs w:val="0"/>
           <w:i w:val="0"/>
+          <w:iCs w:val="0"/>
           <w:smallCaps w:val="0"/>
           <w:strike w:val="0"/>
           <w:color w:val="000000"/>
@@ -1383,7 +1442,9 @@
         <w:rPr>
           <w:rFonts w:ascii="Times New Roman" w:cs="Times New Roman" w:eastAsia="Times New Roman" w:hAnsi="Times New Roman"/>
           <w:b w:val="0"/>
+          <w:bCs w:val="0"/>
           <w:i w:val="0"/>
+          <w:iCs w:val="0"/>
           <w:smallCaps w:val="0"/>
           <w:strike w:val="0"/>
           <w:color w:val="000000"/>
@@ -1433,6 +1494,7 @@
         <w:rPr>
           <w:rFonts w:ascii="Times New Roman" w:cs="Times New Roman" w:eastAsia="Times New Roman" w:hAnsi="Times New Roman"/>
           <w:i w:val="1"/>
+          <w:iCs w:val="1"/>
           <w:color w:val="000000"/>
           <w:sz w:val="28"/>
           <w:szCs w:val="28"/>
@@ -1481,7 +1543,7 @@
           <wp:inline distB="0" distT="0" distL="0" distR="0">
             <wp:extent cx="5267325" cy="1990725"/>
             <wp:effectExtent b="0" l="0" r="0" t="0"/>
-            <wp:docPr id="66" name="image1.png"/>
+            <wp:docPr id="77" name="image1.png"/>
             <a:graphic>
               <a:graphicData uri="http://schemas.openxmlformats.org/drawingml/2006/picture">
                 <pic:pic>
@@ -1601,12 +1663,12 @@
           <wp:inline distB="0" distT="0" distL="0" distR="0">
             <wp:extent cx="4505325" cy="466725"/>
             <wp:effectExtent b="0" l="0" r="0" t="0"/>
-            <wp:docPr id="65" name="image5.png"/>
+            <wp:docPr id="76" name="image11.png"/>
             <a:graphic>
               <a:graphicData uri="http://schemas.openxmlformats.org/drawingml/2006/picture">
                 <pic:pic>
                   <pic:nvPicPr>
-                    <pic:cNvPr id="0" name="image5.png"/>
+                    <pic:cNvPr id="0" name="image11.png"/>
                     <pic:cNvPicPr preferRelativeResize="0"/>
                   </pic:nvPicPr>
                   <pic:blipFill>
@@ -1660,12 +1722,12 @@
           <wp:inline distB="0" distT="0" distL="0" distR="0">
             <wp:extent cx="5760085" cy="1189355"/>
             <wp:effectExtent b="0" l="0" r="0" t="0"/>
-            <wp:docPr id="68" name="image2.png"/>
+            <wp:docPr id="79" name="image3.png"/>
             <a:graphic>
               <a:graphicData uri="http://schemas.openxmlformats.org/drawingml/2006/picture">
                 <pic:pic>
                   <pic:nvPicPr>
-                    <pic:cNvPr id="0" name="image2.png"/>
+                    <pic:cNvPr id="0" name="image3.png"/>
                     <pic:cNvPicPr preferRelativeResize="0"/>
                   </pic:nvPicPr>
                   <pic:blipFill>
@@ -1715,7 +1777,9 @@
         <w:rPr>
           <w:rFonts w:ascii="Times New Roman" w:cs="Times New Roman" w:eastAsia="Times New Roman" w:hAnsi="Times New Roman"/>
           <w:b w:val="0"/>
+          <w:bCs w:val="0"/>
           <w:i w:val="0"/>
+          <w:iCs w:val="0"/>
           <w:smallCaps w:val="0"/>
           <w:strike w:val="0"/>
           <w:color w:val="000000"/>
@@ -1730,7 +1794,9 @@
         <w:rPr>
           <w:rFonts w:ascii="Times New Roman" w:cs="Times New Roman" w:eastAsia="Times New Roman" w:hAnsi="Times New Roman"/>
           <w:b w:val="0"/>
+          <w:bCs w:val="0"/>
           <w:i w:val="0"/>
+          <w:iCs w:val="0"/>
           <w:smallCaps w:val="0"/>
           <w:strike w:val="0"/>
           <w:color w:val="000000"/>
@@ -1764,7 +1830,9 @@
         <w:rPr>
           <w:rFonts w:ascii="Times New Roman" w:cs="Times New Roman" w:eastAsia="Times New Roman" w:hAnsi="Times New Roman"/>
           <w:b w:val="0"/>
+          <w:bCs w:val="0"/>
           <w:i w:val="0"/>
+          <w:iCs w:val="0"/>
           <w:smallCaps w:val="0"/>
           <w:strike w:val="0"/>
           <w:color w:val="000000"/>
@@ -1779,7 +1847,9 @@
         <w:rPr>
           <w:rFonts w:ascii="Times New Roman" w:cs="Times New Roman" w:eastAsia="Times New Roman" w:hAnsi="Times New Roman"/>
           <w:b w:val="0"/>
+          <w:bCs w:val="0"/>
           <w:i w:val="0"/>
+          <w:iCs w:val="0"/>
           <w:smallCaps w:val="0"/>
           <w:strike w:val="0"/>
           <w:color w:val="000000"/>
@@ -1793,12 +1863,12 @@
           <wp:inline distB="0" distT="0" distL="0" distR="0">
             <wp:extent cx="5562600" cy="1504950"/>
             <wp:effectExtent b="0" l="0" r="0" t="0"/>
-            <wp:docPr id="67" name="image3.png"/>
+            <wp:docPr id="78" name="image6.png"/>
             <a:graphic>
               <a:graphicData uri="http://schemas.openxmlformats.org/drawingml/2006/picture">
                 <pic:pic>
                   <pic:nvPicPr>
-                    <pic:cNvPr id="0" name="image3.png"/>
+                    <pic:cNvPr id="0" name="image6.png"/>
                     <pic:cNvPicPr preferRelativeResize="0"/>
                   </pic:nvPicPr>
                   <pic:blipFill>
@@ -1865,35 +1935,18 @@
     </w:p>
     <w:p>
       <w:pPr>
-        <w:rPr>
-          <w:rFonts w:ascii="Times New Roman" w:cs="Times New Roman" w:eastAsia="Times New Roman" w:hAnsi="Times New Roman"/>
-          <w:sz w:val="28"/>
-          <w:szCs w:val="28"/>
-        </w:rPr>
-      </w:pPr>
-      <w:bookmarkStart w:colFirst="0" w:colLast="0" w:name="_heading=h.obpr5d313dz7" w:id="3"/>
-      <w:bookmarkEnd w:id="3"/>
-      <w:r>
-        <w:rPr>
-          <w:rtl w:val="0"/>
-        </w:rPr>
-      </w:r>
-    </w:p>
-    <w:p>
-      <w:pPr>
-        <w:jc w:val="both"/>
-        <w:rPr>
-          <w:rFonts w:ascii="Times New Roman" w:cs="Times New Roman" w:eastAsia="Times New Roman" w:hAnsi="Times New Roman"/>
-          <w:sz w:val="28"/>
-          <w:szCs w:val="28"/>
-        </w:rPr>
-      </w:pPr>
-      <w:bookmarkStart w:colFirst="0" w:colLast="0" w:name="_heading=h.30j0zll" w:id="1"/>
-      <w:bookmarkEnd w:id="1"/>
+        <w:jc w:val="both"/>
+        <w:rPr>
+          <w:rFonts w:ascii="Times New Roman" w:cs="Times New Roman" w:eastAsia="Times New Roman" w:hAnsi="Times New Roman"/>
+          <w:sz w:val="28"/>
+          <w:szCs w:val="28"/>
+        </w:rPr>
+      </w:pPr>
       <w:r>
         <w:rPr>
           <w:rFonts w:ascii="Times New Roman" w:cs="Times New Roman" w:eastAsia="Times New Roman" w:hAnsi="Times New Roman"/>
           <w:b w:val="1"/>
+          <w:bCs w:val="1"/>
           <w:sz w:val="28"/>
           <w:szCs w:val="28"/>
           <w:rtl w:val="0"/>
@@ -1916,18 +1969,17 @@
           <w:ilvl w:val="0"/>
           <w:numId w:val="4"/>
         </w:numPr>
-        <w:spacing w:after="0" w:afterAutospacing="0"/>
+        <w:spacing w:after="0" w:lineRule="auto"/>
         <w:ind w:left="720" w:hanging="360"/>
         <w:jc w:val="both"/>
         <w:rPr>
           <w:rFonts w:ascii="Times New Roman" w:cs="Times New Roman" w:eastAsia="Times New Roman" w:hAnsi="Times New Roman"/>
           <w:sz w:val="28"/>
           <w:szCs w:val="28"/>
-          <w:u w:val="none"/>
-        </w:rPr>
-      </w:pPr>
-      <w:bookmarkStart w:colFirst="0" w:colLast="0" w:name="_heading=h.5hyrwbtwmmyl" w:id="4"/>
-      <w:bookmarkEnd w:id="4"/>
+        </w:rPr>
+      </w:pPr>
+      <w:bookmarkStart w:colFirst="0" w:colLast="0" w:name="_heading=h.5hyrwbtwmmyl" w:id="3"/>
+      <w:bookmarkEnd w:id="3"/>
       <w:r>
         <w:rPr>
           <w:rFonts w:ascii="Times New Roman" w:cs="Times New Roman" w:eastAsia="Times New Roman" w:hAnsi="Times New Roman"/>
@@ -1944,18 +1996,17 @@
           <w:ilvl w:val="0"/>
           <w:numId w:val="4"/>
         </w:numPr>
-        <w:spacing w:after="0" w:afterAutospacing="0"/>
+        <w:spacing w:after="0" w:lineRule="auto"/>
         <w:ind w:left="720" w:hanging="360"/>
         <w:jc w:val="both"/>
         <w:rPr>
           <w:rFonts w:ascii="Times New Roman" w:cs="Times New Roman" w:eastAsia="Times New Roman" w:hAnsi="Times New Roman"/>
           <w:sz w:val="28"/>
           <w:szCs w:val="28"/>
-          <w:u w:val="none"/>
-        </w:rPr>
-      </w:pPr>
-      <w:bookmarkStart w:colFirst="0" w:colLast="0" w:name="_heading=h.fi3osurwpi9k" w:id="5"/>
-      <w:bookmarkEnd w:id="5"/>
+        </w:rPr>
+      </w:pPr>
+      <w:bookmarkStart w:colFirst="0" w:colLast="0" w:name="_heading=h.fi3osurwpi9k" w:id="4"/>
+      <w:bookmarkEnd w:id="4"/>
       <w:r>
         <w:rPr>
           <w:rFonts w:ascii="Times New Roman" w:cs="Times New Roman" w:eastAsia="Times New Roman" w:hAnsi="Times New Roman"/>
@@ -1978,33 +2029,31 @@
           <w:rFonts w:ascii="Times New Roman" w:cs="Times New Roman" w:eastAsia="Times New Roman" w:hAnsi="Times New Roman"/>
           <w:sz w:val="28"/>
           <w:szCs w:val="28"/>
-          <w:u w:val="none"/>
-        </w:rPr>
-      </w:pPr>
-      <w:bookmarkStart w:colFirst="0" w:colLast="0" w:name="_heading=h.z6q4078qv2oc" w:id="6"/>
+        </w:rPr>
+      </w:pPr>
+      <w:bookmarkStart w:colFirst="0" w:colLast="0" w:name="_heading=h.z6q4078qv2oc" w:id="5"/>
+      <w:bookmarkEnd w:id="5"/>
+      <w:r>
+        <w:rPr>
+          <w:rFonts w:ascii="Times New Roman" w:cs="Times New Roman" w:eastAsia="Times New Roman" w:hAnsi="Times New Roman"/>
+          <w:sz w:val="28"/>
+          <w:szCs w:val="28"/>
+          <w:rtl w:val="0"/>
+        </w:rPr>
+        <w:t xml:space="preserve">процесс расширения ключей (получение подключей из мастер ключа).</w:t>
+      </w:r>
+    </w:p>
+    <w:p>
+      <w:pPr>
+        <w:jc w:val="both"/>
+        <w:rPr>
+          <w:rFonts w:ascii="Times New Roman" w:cs="Times New Roman" w:eastAsia="Times New Roman" w:hAnsi="Times New Roman"/>
+          <w:sz w:val="28"/>
+          <w:szCs w:val="28"/>
+        </w:rPr>
+      </w:pPr>
+      <w:bookmarkStart w:colFirst="0" w:colLast="0" w:name="_heading=h.o80tyjfpi5sk" w:id="6"/>
       <w:bookmarkEnd w:id="6"/>
-      <w:r>
-        <w:rPr>
-          <w:rFonts w:ascii="Times New Roman" w:cs="Times New Roman" w:eastAsia="Times New Roman" w:hAnsi="Times New Roman"/>
-          <w:sz w:val="28"/>
-          <w:szCs w:val="28"/>
-          <w:rtl w:val="0"/>
-        </w:rPr>
-        <w:t xml:space="preserve">процесс расширения ключей (получение подключей из мастер ключа).</w:t>
-      </w:r>
-    </w:p>
-    <w:p>
-      <w:pPr>
-        <w:ind w:left="0" w:firstLine="0"/>
-        <w:jc w:val="both"/>
-        <w:rPr>
-          <w:rFonts w:ascii="Times New Roman" w:cs="Times New Roman" w:eastAsia="Times New Roman" w:hAnsi="Times New Roman"/>
-          <w:sz w:val="28"/>
-          <w:szCs w:val="28"/>
-        </w:rPr>
-      </w:pPr>
-      <w:bookmarkStart w:colFirst="0" w:colLast="0" w:name="_heading=h.o80tyjfpi5sk" w:id="7"/>
-      <w:bookmarkEnd w:id="7"/>
       <w:r>
         <w:rPr>
           <w:rFonts w:ascii="Times New Roman" w:cs="Times New Roman" w:eastAsia="Times New Roman" w:hAnsi="Times New Roman"/>
@@ -2021,18 +2070,17 @@
           <w:ilvl w:val="0"/>
           <w:numId w:val="3"/>
         </w:numPr>
-        <w:spacing w:after="0" w:afterAutospacing="0"/>
+        <w:spacing w:after="0" w:lineRule="auto"/>
         <w:ind w:left="720" w:hanging="360"/>
         <w:jc w:val="both"/>
         <w:rPr>
           <w:rFonts w:ascii="Times New Roman" w:cs="Times New Roman" w:eastAsia="Times New Roman" w:hAnsi="Times New Roman"/>
           <w:sz w:val="28"/>
           <w:szCs w:val="28"/>
-          <w:u w:val="none"/>
-        </w:rPr>
-      </w:pPr>
-      <w:bookmarkStart w:colFirst="0" w:colLast="0" w:name="_heading=h.ymqygr413e44" w:id="8"/>
-      <w:bookmarkEnd w:id="8"/>
+        </w:rPr>
+      </w:pPr>
+      <w:bookmarkStart w:colFirst="0" w:colLast="0" w:name="_heading=h.ymqygr413e44" w:id="7"/>
+      <w:bookmarkEnd w:id="7"/>
       <w:r>
         <w:rPr>
           <w:rFonts w:ascii="Times New Roman" w:cs="Times New Roman" w:eastAsia="Times New Roman" w:hAnsi="Times New Roman"/>
@@ -2049,18 +2097,17 @@
           <w:ilvl w:val="0"/>
           <w:numId w:val="3"/>
         </w:numPr>
-        <w:spacing w:after="0" w:afterAutospacing="0"/>
+        <w:spacing w:after="0" w:lineRule="auto"/>
         <w:ind w:left="720" w:hanging="360"/>
         <w:jc w:val="both"/>
         <w:rPr>
           <w:rFonts w:ascii="Times New Roman" w:cs="Times New Roman" w:eastAsia="Times New Roman" w:hAnsi="Times New Roman"/>
           <w:sz w:val="28"/>
           <w:szCs w:val="28"/>
-          <w:u w:val="none"/>
-        </w:rPr>
-      </w:pPr>
-      <w:bookmarkStart w:colFirst="0" w:colLast="0" w:name="_heading=h.x0n55073a0rg" w:id="9"/>
-      <w:bookmarkEnd w:id="9"/>
+        </w:rPr>
+      </w:pPr>
+      <w:bookmarkStart w:colFirst="0" w:colLast="0" w:name="_heading=h.x0n55073a0rg" w:id="8"/>
+      <w:bookmarkEnd w:id="8"/>
       <w:r>
         <w:rPr>
           <w:rFonts w:ascii="Times New Roman" w:cs="Times New Roman" w:eastAsia="Times New Roman" w:hAnsi="Times New Roman"/>
@@ -2077,18 +2124,17 @@
           <w:ilvl w:val="0"/>
           <w:numId w:val="3"/>
         </w:numPr>
-        <w:spacing w:after="0" w:afterAutospacing="0"/>
+        <w:spacing w:after="0" w:lineRule="auto"/>
         <w:ind w:left="720" w:hanging="360"/>
         <w:jc w:val="both"/>
         <w:rPr>
           <w:rFonts w:ascii="Times New Roman" w:cs="Times New Roman" w:eastAsia="Times New Roman" w:hAnsi="Times New Roman"/>
           <w:sz w:val="28"/>
           <w:szCs w:val="28"/>
-          <w:u w:val="none"/>
-        </w:rPr>
-      </w:pPr>
-      <w:bookmarkStart w:colFirst="0" w:colLast="0" w:name="_heading=h.92hw6jskdse" w:id="10"/>
-      <w:bookmarkEnd w:id="10"/>
+        </w:rPr>
+      </w:pPr>
+      <w:bookmarkStart w:colFirst="0" w:colLast="0" w:name="_heading=h.92hw6jskdse" w:id="9"/>
+      <w:bookmarkEnd w:id="9"/>
       <w:r>
         <w:rPr>
           <w:rFonts w:ascii="Times New Roman" w:cs="Times New Roman" w:eastAsia="Times New Roman" w:hAnsi="Times New Roman"/>
@@ -2105,18 +2151,17 @@
           <w:ilvl w:val="0"/>
           <w:numId w:val="3"/>
         </w:numPr>
-        <w:spacing w:after="0" w:afterAutospacing="0"/>
+        <w:spacing w:after="0" w:lineRule="auto"/>
         <w:ind w:left="720" w:hanging="360"/>
         <w:jc w:val="both"/>
         <w:rPr>
           <w:rFonts w:ascii="Times New Roman" w:cs="Times New Roman" w:eastAsia="Times New Roman" w:hAnsi="Times New Roman"/>
           <w:sz w:val="28"/>
           <w:szCs w:val="28"/>
-          <w:u w:val="none"/>
-        </w:rPr>
-      </w:pPr>
-      <w:bookmarkStart w:colFirst="0" w:colLast="0" w:name="_heading=h.mi0r8g9j9v8x" w:id="11"/>
-      <w:bookmarkEnd w:id="11"/>
+        </w:rPr>
+      </w:pPr>
+      <w:bookmarkStart w:colFirst="0" w:colLast="0" w:name="_heading=h.mi0r8g9j9v8x" w:id="10"/>
+      <w:bookmarkEnd w:id="10"/>
       <w:r>
         <w:rPr>
           <w:rFonts w:ascii="Times New Roman" w:cs="Times New Roman" w:eastAsia="Times New Roman" w:hAnsi="Times New Roman"/>
@@ -2133,18 +2178,17 @@
           <w:ilvl w:val="0"/>
           <w:numId w:val="3"/>
         </w:numPr>
-        <w:spacing w:after="0" w:afterAutospacing="0"/>
+        <w:spacing w:after="0" w:lineRule="auto"/>
         <w:ind w:left="720" w:hanging="360"/>
         <w:jc w:val="both"/>
         <w:rPr>
           <w:rFonts w:ascii="Times New Roman" w:cs="Times New Roman" w:eastAsia="Times New Roman" w:hAnsi="Times New Roman"/>
           <w:sz w:val="28"/>
           <w:szCs w:val="28"/>
-          <w:u w:val="none"/>
-        </w:rPr>
-      </w:pPr>
-      <w:bookmarkStart w:colFirst="0" w:colLast="0" w:name="_heading=h.wb1d8atp0v2z" w:id="12"/>
-      <w:bookmarkEnd w:id="12"/>
+        </w:rPr>
+      </w:pPr>
+      <w:bookmarkStart w:colFirst="0" w:colLast="0" w:name="_heading=h.wb1d8atp0v2z" w:id="11"/>
+      <w:bookmarkEnd w:id="11"/>
       <w:r>
         <w:rPr>
           <w:rFonts w:ascii="Times New Roman" w:cs="Times New Roman" w:eastAsia="Times New Roman" w:hAnsi="Times New Roman"/>
@@ -2167,10 +2211,30 @@
           <w:rFonts w:ascii="Times New Roman" w:cs="Times New Roman" w:eastAsia="Times New Roman" w:hAnsi="Times New Roman"/>
           <w:sz w:val="28"/>
           <w:szCs w:val="28"/>
-          <w:u w:val="none"/>
-        </w:rPr>
-      </w:pPr>
-      <w:bookmarkStart w:colFirst="0" w:colLast="0" w:name="_heading=h.2rqbav3tbi4d" w:id="13"/>
+        </w:rPr>
+      </w:pPr>
+      <w:bookmarkStart w:colFirst="0" w:colLast="0" w:name="_heading=h.2rqbav3tbi4d" w:id="12"/>
+      <w:bookmarkEnd w:id="12"/>
+      <w:r>
+        <w:rPr>
+          <w:rFonts w:ascii="Times New Roman" w:cs="Times New Roman" w:eastAsia="Times New Roman" w:hAnsi="Times New Roman"/>
+          <w:sz w:val="28"/>
+          <w:szCs w:val="28"/>
+          <w:rtl w:val="0"/>
+        </w:rPr>
+        <w:t xml:space="preserve">KASUMI (из стандарта GSM)</w:t>
+      </w:r>
+    </w:p>
+    <w:p>
+      <w:pPr>
+        <w:jc w:val="both"/>
+        <w:rPr>
+          <w:rFonts w:ascii="Times New Roman" w:cs="Times New Roman" w:eastAsia="Times New Roman" w:hAnsi="Times New Roman"/>
+          <w:sz w:val="28"/>
+          <w:szCs w:val="28"/>
+        </w:rPr>
+      </w:pPr>
+      <w:bookmarkStart w:colFirst="0" w:colLast="0" w:name="_heading=h.mk2b5jtdqt9h" w:id="13"/>
       <w:bookmarkEnd w:id="13"/>
       <w:r>
         <w:rPr>
@@ -2179,61 +2243,59 @@
           <w:szCs w:val="28"/>
           <w:rtl w:val="0"/>
         </w:rPr>
-        <w:t xml:space="preserve">KASUMI (из стандарта GSM)</w:t>
-      </w:r>
-    </w:p>
-    <w:p>
-      <w:pPr>
-        <w:jc w:val="both"/>
-        <w:rPr>
-          <w:rFonts w:ascii="Times New Roman" w:cs="Times New Roman" w:eastAsia="Times New Roman" w:hAnsi="Times New Roman"/>
-          <w:sz w:val="28"/>
-          <w:szCs w:val="28"/>
-        </w:rPr>
-      </w:pPr>
-      <w:bookmarkStart w:colFirst="0" w:colLast="0" w:name="_heading=h.mk2b5jtdqt9h" w:id="14"/>
+        <w:t xml:space="preserve">Еще один вариант - реализация потокового шифра, например, подойдет любой из шифров-участников конкурса eStream (https://ru.wikipedia.org/wiki/ESTREAM).</w:t>
+      </w:r>
+    </w:p>
+    <w:p>
+      <w:pPr>
+        <w:jc w:val="both"/>
+        <w:rPr>
+          <w:rFonts w:ascii="Times New Roman" w:cs="Times New Roman" w:eastAsia="Times New Roman" w:hAnsi="Times New Roman"/>
+          <w:sz w:val="28"/>
+          <w:szCs w:val="28"/>
+        </w:rPr>
+      </w:pPr>
+      <w:bookmarkStart w:colFirst="0" w:colLast="0" w:name="_heading=h.mk2b5jtdqt9h" w:id="13"/>
+      <w:bookmarkEnd w:id="13"/>
+      <w:r>
+        <w:rPr>
+          <w:rtl w:val="0"/>
+        </w:rPr>
+      </w:r>
+    </w:p>
+    <w:p>
+      <w:pPr>
+        <w:rPr>
+          <w:rFonts w:ascii="Times New Roman" w:cs="Times New Roman" w:eastAsia="Times New Roman" w:hAnsi="Times New Roman"/>
+          <w:sz w:val="28"/>
+          <w:szCs w:val="28"/>
+        </w:rPr>
+      </w:pPr>
+      <w:bookmarkStart w:colFirst="0" w:colLast="0" w:name="_heading=h.vgns9wl6l569" w:id="14"/>
       <w:bookmarkEnd w:id="14"/>
       <w:r>
         <w:rPr>
-          <w:rFonts w:ascii="Times New Roman" w:cs="Times New Roman" w:eastAsia="Times New Roman" w:hAnsi="Times New Roman"/>
-          <w:sz w:val="28"/>
-          <w:szCs w:val="28"/>
-          <w:rtl w:val="0"/>
-        </w:rPr>
-        <w:t xml:space="preserve">Еще один вариант - реализация потокового шифра, например, подойдет любой из шифров-участников конкурса eStream (https://ru.wikipedia.org/wiki/ESTREAM).</w:t>
-      </w:r>
-    </w:p>
-    <w:p>
-      <w:pPr>
-        <w:rPr>
-          <w:rFonts w:ascii="Times New Roman" w:cs="Times New Roman" w:eastAsia="Times New Roman" w:hAnsi="Times New Roman"/>
-          <w:sz w:val="28"/>
-          <w:szCs w:val="28"/>
-        </w:rPr>
-      </w:pPr>
-      <w:bookmarkStart w:colFirst="0" w:colLast="0" w:name="_heading=h.vgns9wl6l569" w:id="15"/>
+          <w:rtl w:val="0"/>
+        </w:rPr>
+      </w:r>
+    </w:p>
+    <w:p>
+      <w:pPr>
+        <w:rPr>
+          <w:rFonts w:ascii="Times New Roman" w:cs="Times New Roman" w:eastAsia="Times New Roman" w:hAnsi="Times New Roman"/>
+          <w:b w:val="1"/>
+          <w:bCs w:val="1"/>
+          <w:sz w:val="28"/>
+          <w:szCs w:val="28"/>
+        </w:rPr>
+      </w:pPr>
+      <w:bookmarkStart w:colFirst="0" w:colLast="0" w:name="_heading=h.ierotc689gaa" w:id="15"/>
       <w:bookmarkEnd w:id="15"/>
       <w:r>
         <w:rPr>
-          <w:rtl w:val="0"/>
-        </w:rPr>
-      </w:r>
-    </w:p>
-    <w:p>
-      <w:pPr>
-        <w:rPr>
           <w:rFonts w:ascii="Times New Roman" w:cs="Times New Roman" w:eastAsia="Times New Roman" w:hAnsi="Times New Roman"/>
           <w:b w:val="1"/>
-          <w:sz w:val="28"/>
-          <w:szCs w:val="28"/>
-        </w:rPr>
-      </w:pPr>
-      <w:bookmarkStart w:colFirst="0" w:colLast="0" w:name="_heading=h.ierotc689gaa" w:id="16"/>
-      <w:bookmarkEnd w:id="16"/>
-      <w:r>
-        <w:rPr>
-          <w:rFonts w:ascii="Times New Roman" w:cs="Times New Roman" w:eastAsia="Times New Roman" w:hAnsi="Times New Roman"/>
-          <w:b w:val="1"/>
+          <w:bCs w:val="1"/>
           <w:sz w:val="28"/>
           <w:szCs w:val="28"/>
           <w:rtl w:val="0"/>
@@ -2256,8 +2318,8 @@
           <w:u w:val="none"/>
         </w:rPr>
       </w:pPr>
-      <w:bookmarkStart w:colFirst="0" w:colLast="0" w:name="_heading=h.fezwhf462cg1" w:id="17"/>
-      <w:bookmarkEnd w:id="17"/>
+      <w:bookmarkStart w:colFirst="0" w:colLast="0" w:name="_heading=h.fezwhf462cg1" w:id="16"/>
+      <w:bookmarkEnd w:id="16"/>
       <w:r>
         <w:rPr>
           <w:rFonts w:ascii="Times New Roman" w:cs="Times New Roman" w:eastAsia="Times New Roman" w:hAnsi="Times New Roman"/>
@@ -2288,8 +2350,8 @@
           <w:u w:val="none"/>
         </w:rPr>
       </w:pPr>
-      <w:bookmarkStart w:colFirst="0" w:colLast="0" w:name="_heading=h.o5qua3xey1vp" w:id="18"/>
-      <w:bookmarkEnd w:id="18"/>
+      <w:bookmarkStart w:colFirst="0" w:colLast="0" w:name="_heading=h.o5qua3xey1vp" w:id="17"/>
+      <w:bookmarkEnd w:id="17"/>
       <w:r>
         <w:rPr>
           <w:rFonts w:ascii="Times New Roman" w:cs="Times New Roman" w:eastAsia="Times New Roman" w:hAnsi="Times New Roman"/>
@@ -2320,8 +2382,8 @@
           <w:u w:val="none"/>
         </w:rPr>
       </w:pPr>
-      <w:bookmarkStart w:colFirst="0" w:colLast="0" w:name="_heading=h.bfvntudv00v0" w:id="19"/>
-      <w:bookmarkEnd w:id="19"/>
+      <w:bookmarkStart w:colFirst="0" w:colLast="0" w:name="_heading=h.bfvntudv00v0" w:id="18"/>
+      <w:bookmarkEnd w:id="18"/>
       <w:r>
         <w:rPr>
           <w:rFonts w:ascii="Times New Roman" w:cs="Times New Roman" w:eastAsia="Times New Roman" w:hAnsi="Times New Roman"/>
@@ -2352,8 +2414,8 @@
           <w:u w:val="none"/>
         </w:rPr>
       </w:pPr>
-      <w:bookmarkStart w:colFirst="0" w:colLast="0" w:name="_heading=h.gviq4cpfw3e" w:id="20"/>
-      <w:bookmarkEnd w:id="20"/>
+      <w:bookmarkStart w:colFirst="0" w:colLast="0" w:name="_heading=h.gviq4cpfw3e" w:id="19"/>
+      <w:bookmarkEnd w:id="19"/>
       <w:r>
         <w:rPr>
           <w:rFonts w:ascii="Times New Roman" w:cs="Times New Roman" w:eastAsia="Times New Roman" w:hAnsi="Times New Roman"/>
@@ -2384,8 +2446,8 @@
           <w:u w:val="none"/>
         </w:rPr>
       </w:pPr>
-      <w:bookmarkStart w:colFirst="0" w:colLast="0" w:name="_heading=h.9t6mqthhbrnp" w:id="21"/>
-      <w:bookmarkEnd w:id="21"/>
+      <w:bookmarkStart w:colFirst="0" w:colLast="0" w:name="_heading=h.9t6mqthhbrnp" w:id="20"/>
+      <w:bookmarkEnd w:id="20"/>
       <w:r>
         <w:rPr>
           <w:rFonts w:ascii="Times New Roman" w:cs="Times New Roman" w:eastAsia="Times New Roman" w:hAnsi="Times New Roman"/>
@@ -2416,16 +2478,16 @@
           <w:u w:val="none"/>
         </w:rPr>
       </w:pPr>
-      <w:bookmarkStart w:colFirst="0" w:colLast="0" w:name="_heading=h.53nvzjomdjcn" w:id="22"/>
-      <w:bookmarkEnd w:id="22"/>
-      <w:r>
-        <w:rPr>
-          <w:rFonts w:ascii="Times New Roman" w:cs="Times New Roman" w:eastAsia="Times New Roman" w:hAnsi="Times New Roman"/>
-          <w:sz w:val="28"/>
-          <w:szCs w:val="28"/>
-          <w:rtl w:val="0"/>
-        </w:rPr>
-        <w:t xml:space="preserve">GSM Протокол A5/2</w:t>
+      <w:bookmarkStart w:colFirst="0" w:colLast="0" w:name="_heading=h.53nvzjomdjcn" w:id="21"/>
+      <w:bookmarkEnd w:id="21"/>
+      <w:r>
+        <w:rPr>
+          <w:rFonts w:ascii="Times New Roman" w:cs="Times New Roman" w:eastAsia="Times New Roman" w:hAnsi="Times New Roman"/>
+          <w:sz w:val="28"/>
+          <w:szCs w:val="28"/>
+          <w:rtl w:val="0"/>
+        </w:rPr>
+        <w:t xml:space="preserve">GSM Протокол A5/1</w:t>
       </w:r>
       <w:r>
         <w:rPr>
@@ -2448,8 +2510,8 @@
           <w:u w:val="none"/>
         </w:rPr>
       </w:pPr>
-      <w:bookmarkStart w:colFirst="0" w:colLast="0" w:name="_heading=h.c9utuxi4qt32" w:id="23"/>
-      <w:bookmarkEnd w:id="23"/>
+      <w:bookmarkStart w:colFirst="0" w:colLast="0" w:name="_heading=h.c9utuxi4qt32" w:id="22"/>
+      <w:bookmarkEnd w:id="22"/>
       <w:r>
         <w:rPr>
           <w:rFonts w:ascii="Times New Roman" w:cs="Times New Roman" w:eastAsia="Times New Roman" w:hAnsi="Times New Roman"/>
@@ -2480,8 +2542,8 @@
           <w:u w:val="none"/>
         </w:rPr>
       </w:pPr>
-      <w:bookmarkStart w:colFirst="0" w:colLast="0" w:name="_heading=h.e9be8tlllr4g" w:id="24"/>
-      <w:bookmarkEnd w:id="24"/>
+      <w:bookmarkStart w:colFirst="0" w:colLast="0" w:name="_heading=h.e9be8tlllr4g" w:id="23"/>
+      <w:bookmarkEnd w:id="23"/>
       <w:r>
         <w:rPr>
           <w:rFonts w:ascii="Times New Roman" w:cs="Times New Roman" w:eastAsia="Times New Roman" w:hAnsi="Times New Roman"/>
@@ -2512,8 +2574,8 @@
           <w:u w:val="none"/>
         </w:rPr>
       </w:pPr>
-      <w:bookmarkStart w:colFirst="0" w:colLast="0" w:name="_heading=h.99vwldrforsq" w:id="25"/>
-      <w:bookmarkEnd w:id="25"/>
+      <w:bookmarkStart w:colFirst="0" w:colLast="0" w:name="_heading=h.99vwldrforsq" w:id="24"/>
+      <w:bookmarkEnd w:id="24"/>
       <w:r>
         <w:rPr>
           <w:rFonts w:ascii="Times New Roman" w:cs="Times New Roman" w:eastAsia="Times New Roman" w:hAnsi="Times New Roman"/>
@@ -2544,8 +2606,8 @@
           <w:u w:val="none"/>
         </w:rPr>
       </w:pPr>
-      <w:bookmarkStart w:colFirst="0" w:colLast="0" w:name="_heading=h.1wcpxytzi89f" w:id="26"/>
-      <w:bookmarkEnd w:id="26"/>
+      <w:bookmarkStart w:colFirst="0" w:colLast="0" w:name="_heading=h.1wcpxytzi89f" w:id="25"/>
+      <w:bookmarkEnd w:id="25"/>
       <w:r>
         <w:rPr>
           <w:rFonts w:ascii="Times New Roman" w:cs="Times New Roman" w:eastAsia="Times New Roman" w:hAnsi="Times New Roman"/>
@@ -2576,8 +2638,8 @@
           <w:u w:val="none"/>
         </w:rPr>
       </w:pPr>
-      <w:bookmarkStart w:colFirst="0" w:colLast="0" w:name="_heading=h.1cbxo3t2zgxs" w:id="27"/>
-      <w:bookmarkEnd w:id="27"/>
+      <w:bookmarkStart w:colFirst="0" w:colLast="0" w:name="_heading=h.1cbxo3t2zgxs" w:id="26"/>
+      <w:bookmarkEnd w:id="26"/>
       <w:r>
         <w:rPr>
           <w:rFonts w:ascii="Times New Roman" w:cs="Times New Roman" w:eastAsia="Times New Roman" w:hAnsi="Times New Roman"/>
@@ -2608,8 +2670,8 @@
           <w:u w:val="none"/>
         </w:rPr>
       </w:pPr>
-      <w:bookmarkStart w:colFirst="0" w:colLast="0" w:name="_heading=h.s1lctilv6jbp" w:id="28"/>
-      <w:bookmarkEnd w:id="28"/>
+      <w:bookmarkStart w:colFirst="0" w:colLast="0" w:name="_heading=h.s1lctilv6jbp" w:id="27"/>
+      <w:bookmarkEnd w:id="27"/>
       <w:r>
         <w:rPr>
           <w:rFonts w:ascii="Times New Roman" w:cs="Times New Roman" w:eastAsia="Times New Roman" w:hAnsi="Times New Roman"/>
@@ -2640,8 +2702,8 @@
           <w:u w:val="none"/>
         </w:rPr>
       </w:pPr>
-      <w:bookmarkStart w:colFirst="0" w:colLast="0" w:name="_heading=h.td2apkw2uxvm" w:id="29"/>
-      <w:bookmarkEnd w:id="29"/>
+      <w:bookmarkStart w:colFirst="0" w:colLast="0" w:name="_heading=h.td2apkw2uxvm" w:id="28"/>
+      <w:bookmarkEnd w:id="28"/>
       <w:r>
         <w:rPr>
           <w:rFonts w:ascii="Times New Roman" w:cs="Times New Roman" w:eastAsia="Times New Roman" w:hAnsi="Times New Roman"/>
@@ -2672,8 +2734,8 @@
           <w:u w:val="none"/>
         </w:rPr>
       </w:pPr>
-      <w:bookmarkStart w:colFirst="0" w:colLast="0" w:name="_heading=h.72k5cvrnyw30" w:id="30"/>
-      <w:bookmarkEnd w:id="30"/>
+      <w:bookmarkStart w:colFirst="0" w:colLast="0" w:name="_heading=h.72k5cvrnyw30" w:id="29"/>
+      <w:bookmarkEnd w:id="29"/>
       <w:r>
         <w:rPr>
           <w:rFonts w:ascii="Times New Roman" w:cs="Times New Roman" w:eastAsia="Times New Roman" w:hAnsi="Times New Roman"/>
@@ -2704,8 +2766,8 @@
           <w:u w:val="none"/>
         </w:rPr>
       </w:pPr>
-      <w:bookmarkStart w:colFirst="0" w:colLast="0" w:name="_heading=h.x0bu01dxvw8" w:id="31"/>
-      <w:bookmarkEnd w:id="31"/>
+      <w:bookmarkStart w:colFirst="0" w:colLast="0" w:name="_heading=h.x0bu01dxvw8" w:id="30"/>
+      <w:bookmarkEnd w:id="30"/>
       <w:r>
         <w:rPr>
           <w:rFonts w:ascii="Times New Roman" w:cs="Times New Roman" w:eastAsia="Times New Roman" w:hAnsi="Times New Roman"/>
@@ -2736,8 +2798,8 @@
           <w:u w:val="none"/>
         </w:rPr>
       </w:pPr>
-      <w:bookmarkStart w:colFirst="0" w:colLast="0" w:name="_heading=h.be3u85i4gilq" w:id="32"/>
-      <w:bookmarkEnd w:id="32"/>
+      <w:bookmarkStart w:colFirst="0" w:colLast="0" w:name="_heading=h.be3u85i4gilq" w:id="31"/>
+      <w:bookmarkEnd w:id="31"/>
       <w:r>
         <w:rPr>
           <w:rFonts w:ascii="Times New Roman" w:cs="Times New Roman" w:eastAsia="Times New Roman" w:hAnsi="Times New Roman"/>
@@ -2768,8 +2830,8 @@
           <w:u w:val="none"/>
         </w:rPr>
       </w:pPr>
-      <w:bookmarkStart w:colFirst="0" w:colLast="0" w:name="_heading=h.zfqkgn88b6ma" w:id="33"/>
-      <w:bookmarkEnd w:id="33"/>
+      <w:bookmarkStart w:colFirst="0" w:colLast="0" w:name="_heading=h.zfqkgn88b6ma" w:id="32"/>
+      <w:bookmarkEnd w:id="32"/>
       <w:r>
         <w:rPr>
           <w:rFonts w:ascii="Times New Roman" w:cs="Times New Roman" w:eastAsia="Times New Roman" w:hAnsi="Times New Roman"/>
@@ -2799,8 +2861,8 @@
           <w:u w:val="none"/>
         </w:rPr>
       </w:pPr>
-      <w:bookmarkStart w:colFirst="0" w:colLast="0" w:name="_heading=h.kjbxscotqewi" w:id="34"/>
-      <w:bookmarkEnd w:id="34"/>
+      <w:bookmarkStart w:colFirst="0" w:colLast="0" w:name="_heading=h.kjbxscotqewi" w:id="33"/>
+      <w:bookmarkEnd w:id="33"/>
       <w:r>
         <w:rPr>
           <w:rFonts w:ascii="Times New Roman" w:cs="Times New Roman" w:eastAsia="Times New Roman" w:hAnsi="Times New Roman"/>
@@ -3575,7 +3637,7 @@
         <w:rFonts w:ascii="Calibri" w:cs="Calibri" w:eastAsia="Calibri" w:hAnsi="Calibri"/>
         <w:sz w:val="22"/>
         <w:szCs w:val="22"/>
-        <w:lang w:val="ru-RU"/>
+        <w:lang w:val="ru"/>
       </w:rPr>
     </w:rPrDefault>
     <w:pPrDefault>
@@ -3584,11 +3646,19 @@
       </w:pPr>
     </w:pPrDefault>
   </w:docDefaults>
+  <w:style w:type="table" w:styleId="TableNormal" w:default="1">
+    <w:name w:val="TableNormal"/>
+    <w:tblPr>
+      <w:tblCellMar>
+        <w:top w:w="100.0" w:type="dxa"/>
+        <w:left w:w="100.0" w:type="dxa"/>
+        <w:bottom w:w="100.0" w:type="dxa"/>
+        <w:right w:w="100.0" w:type="dxa"/>
+      </w:tblCellMar>
+    </w:tblPr>
+  </w:style>
   <w:style w:type="paragraph" w:styleId="Normal" w:default="1">
     <w:name w:val="normal"/>
-  </w:style>
-  <w:style w:type="table" w:styleId="TableNormal" w:default="1">
-    <w:name w:val="Table Normal"/>
   </w:style>
   <w:style w:type="paragraph" w:styleId="Heading1">
     <w:name w:val="heading 1"/>
@@ -3630,7 +3700,9 @@
     <w:rPr>
       <w:rFonts w:ascii="Calibri" w:cs="Calibri" w:eastAsia="Calibri" w:hAnsi="Calibri"/>
       <w:b w:val="1"/>
+      <w:bCs w:val="1"/>
       <w:i w:val="0"/>
+      <w:iCs w:val="0"/>
       <w:smallCaps w:val="0"/>
       <w:strike w:val="0"/>
       <w:color w:val="000000"/>
@@ -3665,7 +3737,9 @@
     <w:rPr>
       <w:rFonts w:ascii="Calibri" w:cs="Calibri" w:eastAsia="Calibri" w:hAnsi="Calibri"/>
       <w:b w:val="1"/>
+      <w:bCs w:val="1"/>
       <w:i w:val="0"/>
+      <w:iCs w:val="0"/>
       <w:smallCaps w:val="0"/>
       <w:strike w:val="0"/>
       <w:color w:val="000000"/>
@@ -3700,7 +3774,9 @@
     <w:rPr>
       <w:rFonts w:ascii="Calibri" w:cs="Calibri" w:eastAsia="Calibri" w:hAnsi="Calibri"/>
       <w:b w:val="1"/>
+      <w:bCs w:val="1"/>
       <w:i w:val="0"/>
+      <w:iCs w:val="0"/>
       <w:smallCaps w:val="0"/>
       <w:strike w:val="0"/>
       <w:color w:val="000000"/>
@@ -3735,7 +3811,9 @@
     <w:rPr>
       <w:rFonts w:ascii="Calibri" w:cs="Calibri" w:eastAsia="Calibri" w:hAnsi="Calibri"/>
       <w:b w:val="1"/>
+      <w:bCs w:val="1"/>
       <w:i w:val="0"/>
+      <w:iCs w:val="0"/>
       <w:smallCaps w:val="0"/>
       <w:strike w:val="0"/>
       <w:color w:val="000000"/>
@@ -3770,7 +3848,9 @@
     <w:rPr>
       <w:rFonts w:ascii="Calibri" w:cs="Calibri" w:eastAsia="Calibri" w:hAnsi="Calibri"/>
       <w:b w:val="1"/>
+      <w:bCs w:val="1"/>
       <w:i w:val="0"/>
+      <w:iCs w:val="0"/>
       <w:smallCaps w:val="0"/>
       <w:strike w:val="0"/>
       <w:color w:val="000000"/>
@@ -3796,6 +3876,7 @@
     <w:rPr>
       <w:rFonts w:ascii="Times New Roman" w:cs="Times New Roman" w:eastAsia="Times New Roman" w:hAnsi="Times New Roman"/>
       <w:b w:val="1"/>
+      <w:bCs w:val="1"/>
       <w:color w:val="000000"/>
       <w:sz w:val="32"/>
       <w:szCs w:val="32"/>
@@ -3807,150 +3888,11 @@
   <w:style w:type="table" w:styleId="TableNormal" w:default="1">
     <w:name w:val="Table Normal"/>
   </w:style>
-  <w:style w:type="paragraph" w:styleId="Heading1">
-    <w:name w:val="heading 1"/>
-    <w:basedOn w:val="Normal"/>
-    <w:next w:val="Normal"/>
-    <w:pPr>
-      <w:keepNext w:val="1"/>
-      <w:keepLines w:val="1"/>
-      <w:spacing w:after="0" w:before="240" w:lineRule="auto"/>
-    </w:pPr>
-    <w:rPr>
-      <w:rFonts w:ascii="Calibri" w:cs="Calibri" w:eastAsia="Calibri" w:hAnsi="Calibri"/>
-      <w:color w:val="2f5496"/>
-      <w:sz w:val="32"/>
-      <w:szCs w:val="32"/>
-    </w:rPr>
+  <w:style w:type="paragraph" w:styleId="Normal" w:default="1">
+    <w:name w:val="normal"/>
   </w:style>
-  <w:style w:type="paragraph" w:styleId="Heading2">
-    <w:name w:val="heading 2"/>
-    <w:basedOn w:val="Normal"/>
-    <w:next w:val="Normal"/>
-    <w:pPr>
-      <w:keepNext w:val="1"/>
-      <w:keepLines w:val="1"/>
-      <w:pageBreakBefore w:val="0"/>
-      <w:spacing w:after="80" w:before="360" w:lineRule="auto"/>
-    </w:pPr>
-    <w:rPr>
-      <w:b w:val="1"/>
-      <w:sz w:val="36"/>
-      <w:szCs w:val="36"/>
-    </w:rPr>
-  </w:style>
-  <w:style w:type="paragraph" w:styleId="Heading3">
-    <w:name w:val="heading 3"/>
-    <w:basedOn w:val="Normal"/>
-    <w:next w:val="Normal"/>
-    <w:pPr>
-      <w:keepNext w:val="1"/>
-      <w:keepLines w:val="1"/>
-      <w:pageBreakBefore w:val="0"/>
-      <w:spacing w:after="80" w:before="280" w:lineRule="auto"/>
-    </w:pPr>
-    <w:rPr>
-      <w:b w:val="1"/>
-      <w:sz w:val="28"/>
-      <w:szCs w:val="28"/>
-    </w:rPr>
-  </w:style>
-  <w:style w:type="paragraph" w:styleId="Heading4">
-    <w:name w:val="heading 4"/>
-    <w:basedOn w:val="Normal"/>
-    <w:next w:val="Normal"/>
-    <w:pPr>
-      <w:keepNext w:val="1"/>
-      <w:keepLines w:val="1"/>
-      <w:pageBreakBefore w:val="0"/>
-      <w:spacing w:after="40" w:before="240" w:lineRule="auto"/>
-    </w:pPr>
-    <w:rPr>
-      <w:b w:val="1"/>
-      <w:sz w:val="24"/>
-      <w:szCs w:val="24"/>
-    </w:rPr>
-  </w:style>
-  <w:style w:type="paragraph" w:styleId="Heading5">
-    <w:name w:val="heading 5"/>
-    <w:basedOn w:val="Normal"/>
-    <w:next w:val="Normal"/>
-    <w:pPr>
-      <w:keepNext w:val="1"/>
-      <w:keepLines w:val="1"/>
-      <w:pageBreakBefore w:val="0"/>
-      <w:spacing w:after="40" w:before="220" w:lineRule="auto"/>
-    </w:pPr>
-    <w:rPr>
-      <w:b w:val="1"/>
-      <w:sz w:val="22"/>
-      <w:szCs w:val="22"/>
-    </w:rPr>
-  </w:style>
-  <w:style w:type="paragraph" w:styleId="Heading6">
-    <w:name w:val="heading 6"/>
-    <w:basedOn w:val="Normal"/>
-    <w:next w:val="Normal"/>
-    <w:pPr>
-      <w:keepNext w:val="1"/>
-      <w:keepLines w:val="1"/>
-      <w:pageBreakBefore w:val="0"/>
-      <w:spacing w:after="40" w:before="200" w:lineRule="auto"/>
-    </w:pPr>
-    <w:rPr>
-      <w:b w:val="1"/>
-      <w:sz w:val="20"/>
-      <w:szCs w:val="20"/>
-    </w:rPr>
-  </w:style>
-  <w:style w:type="paragraph" w:styleId="Title">
-    <w:name w:val="Title"/>
-    <w:basedOn w:val="Normal"/>
-    <w:next w:val="Normal"/>
-    <w:pPr>
-      <w:keepNext w:val="1"/>
-      <w:keepLines w:val="0"/>
-      <w:widowControl w:val="0"/>
-      <w:spacing w:after="60" w:before="240" w:line="240" w:lineRule="auto"/>
-      <w:ind w:left="720" w:hanging="360"/>
-      <w:jc w:val="center"/>
-    </w:pPr>
-    <w:rPr>
-      <w:rFonts w:ascii="Times New Roman" w:cs="Times New Roman" w:eastAsia="Times New Roman" w:hAnsi="Times New Roman"/>
-      <w:b w:val="1"/>
-      <w:color w:val="000000"/>
-      <w:sz w:val="32"/>
-      <w:szCs w:val="32"/>
-    </w:rPr>
-  </w:style>
-  <w:style w:type="paragraph" w:styleId="a0" w:default="1">
-    <w:name w:val="Normal"/>
-    <w:qFormat w:val="1"/>
-    <w:rsid w:val="001B2FF9"/>
-    <w:pPr>
-      <w:spacing w:after="200" w:line="276" w:lineRule="auto"/>
-    </w:pPr>
-  </w:style>
-  <w:style w:type="paragraph" w:styleId="1">
-    <w:name w:val="heading 1"/>
-    <w:basedOn w:val="a0"/>
-    <w:next w:val="a0"/>
-    <w:link w:val="10"/>
-    <w:uiPriority w:val="9"/>
-    <w:qFormat w:val="1"/>
-    <w:rsid w:val="001B2FF9"/>
-    <w:pPr>
-      <w:keepNext w:val="1"/>
-      <w:keepLines w:val="1"/>
-      <w:spacing w:after="0" w:before="240"/>
-      <w:outlineLvl w:val="0"/>
-    </w:pPr>
-    <w:rPr>
-      <w:rFonts w:asciiTheme="majorHAnsi" w:cstheme="majorBidi" w:eastAsiaTheme="majorEastAsia" w:hAnsiTheme="majorHAnsi"/>
-      <w:color w:val="2f5496" w:themeColor="accent1" w:themeShade="0000BF"/>
-      <w:sz w:val="32"/>
-      <w:szCs w:val="32"/>
-    </w:rPr>
+  <w:style w:type="table" w:styleId="TableNormal" w:default="1">
+    <w:name w:val="Table Normal"/>
   </w:style>
   <w:style w:type="character" w:styleId="a1" w:default="1">
     <w:name w:val="Default Paragraph Font"/>
@@ -3997,35 +3939,6 @@
       <w:lang w:eastAsia="ru-RU"/>
     </w:rPr>
   </w:style>
-  <w:style w:type="paragraph" w:styleId="a">
-    <w:name w:val="Title"/>
-    <w:aliases w:val="ЗаголовокTNR16"/>
-    <w:basedOn w:val="1"/>
-    <w:next w:val="1"/>
-    <w:link w:val="a5"/>
-    <w:autoRedefine w:val="1"/>
-    <w:qFormat w:val="1"/>
-    <w:rsid w:val="001B2FF9"/>
-    <w:pPr>
-      <w:keepLines w:val="0"/>
-      <w:widowControl w:val="0"/>
-      <w:numPr>
-        <w:numId w:val="4"/>
-      </w:numPr>
-      <w:suppressAutoHyphens w:val="1"/>
-      <w:spacing w:after="60" w:line="240" w:lineRule="auto"/>
-      <w:jc w:val="center"/>
-    </w:pPr>
-    <w:rPr>
-      <w:rFonts w:ascii="Times New Roman" w:cs="Arial" w:eastAsia="SimSun" w:hAnsi="Times New Roman"/>
-      <w:b w:val="1"/>
-      <w:bCs w:val="1"/>
-      <w:color w:val="auto"/>
-      <w:kern w:val="1"/>
-      <w:szCs w:val="20"/>
-      <w:lang w:bidi="hi-IN" w:eastAsia="hi-IN"/>
-    </w:rPr>
-  </w:style>
   <w:style w:type="character" w:styleId="a5" w:customStyle="1">
     <w:name w:val="Заголовок Знак"/>
     <w:aliases w:val="ЗаголовокTNR16 Знак"/>
@@ -4063,24 +3976,6 @@
       <w:keepNext w:val="1"/>
       <w:keepLines w:val="1"/>
       <w:pageBreakBefore w:val="0"/>
-      <w:spacing w:after="80" w:before="360" w:lineRule="auto"/>
-    </w:pPr>
-    <w:rPr>
-      <w:rFonts w:ascii="Georgia" w:cs="Georgia" w:eastAsia="Georgia" w:hAnsi="Georgia"/>
-      <w:i w:val="1"/>
-      <w:color w:val="666666"/>
-      <w:sz w:val="48"/>
-      <w:szCs w:val="48"/>
-    </w:rPr>
-  </w:style>
-  <w:style w:type="paragraph" w:styleId="Subtitle">
-    <w:name w:val="Subtitle"/>
-    <w:basedOn w:val="Normal"/>
-    <w:next w:val="Normal"/>
-    <w:pPr>
-      <w:keepNext w:val="1"/>
-      <w:keepLines w:val="1"/>
-      <w:pageBreakBefore w:val="0"/>
       <w:widowControl w:val="1"/>
       <w:pBdr>
         <w:top w:space="0" w:sz="0" w:val="nil"/>
@@ -4097,7 +3992,9 @@
     <w:rPr>
       <w:rFonts w:ascii="Georgia" w:cs="Georgia" w:eastAsia="Georgia" w:hAnsi="Georgia"/>
       <w:b w:val="0"/>
+      <w:bCs w:val="0"/>
       <w:i w:val="1"/>
+      <w:iCs w:val="1"/>
       <w:smallCaps w:val="0"/>
       <w:strike w:val="0"/>
       <w:color w:val="666666"/>
@@ -4408,7 +4305,7 @@
 
 <file path=customXML/item1.xml><?xml version="1.0" encoding="utf-8"?>
 <go:gDocsCustomXmlDataStorage xmlns:go="http://customooxmlschemas.google.com/" xmlns:r="http://schemas.openxmlformats.org/officeDocument/2006/relationships" uri="GoogleDocsCustomDataVersion2">
-  <go:docsCustomData xmlns:go="http://customooxmlschemas.google.com/" roundtripDataSignature="AMtx7miOU2jci1U658KPGHq0II0pXe0r6A==">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</go:docsCustomData>
+  <go:docsCustomData xmlns:go="http://customooxmlschemas.google.com/" roundtripDataSignature="AMtx7mhTM8xOoO+QnBz4Ognk/1wvvGNABw==">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</go:docsCustomData>
 </go:gDocsCustomXmlDataStorage>
 </file>
 
